--- a/Konzept/HelpDeskPro_Meilensteine.docx
+++ b/Konzept/HelpDeskPro_Meilensteine.docx
@@ -48,13 +48,7 @@
         <w:spacing w:before="120" w:after="180"/>
       </w:pPr>
       <w:r>
-        <w:t>Jede Session hat 2 Einheiten</w:t>
-      </w:r>
-      <w:r>
-        <w:t xml:space="preserve"> je </w:t>
-      </w:r>
-      <w:r>
-        <w:t>50 Minuten. Drei Termine insgesamt.</w:t>
+        <w:t>Jede Session hat 2 Einheiten je 50 Minuten. Drei Termine insgesamt.</w:t>
       </w:r>
     </w:p>
     <w:tbl>
@@ -290,7 +284,7 @@
                 <w:sz w:val="20"/>
                 <w:szCs w:val="20"/>
               </w:rPr>
-              <w:t>Projektstruktur, Models, DB-Setup, API-Grundgerüst</w:t>
+              <w:t>Projektstruktur (Core/Api/Infrastructure), Models, SQLite-DB, Dependency Injection, alle API-Endpunkte</w:t>
             </w:r>
           </w:p>
         </w:tc>
@@ -318,7 +312,7 @@
                 <w:sz w:val="20"/>
                 <w:szCs w:val="20"/>
               </w:rPr>
-              <w:t>Projektstruktur, Razor/Blazor, Login-Screen-Rohbau</w:t>
+              <w:t>Projektstruktur WPF, App.xaml Styles, Login-Fenster, MainWindow mit Navigation</w:t>
             </w:r>
           </w:p>
         </w:tc>
@@ -410,7 +404,7 @@
                 <w:sz w:val="20"/>
                 <w:szCs w:val="20"/>
               </w:rPr>
-              <w:t>Statusübergänge, E-Mail-Mock, Suche/Filter</w:t>
+              <w:t>StatusTransitionService, ConsoleEmailService (Mock), TicketFilterService, Repository-Pattern</w:t>
             </w:r>
           </w:p>
         </w:tc>
@@ -438,7 +432,7 @@
                 <w:sz w:val="20"/>
                 <w:szCs w:val="20"/>
               </w:rPr>
-              <w:t>Ticket-Liste mit Filtern, Kommentar-Editor</w:t>
+              <w:t>TicketListPage mit Filtern, TicketDetailPage, Kommentar-Funktion, ApiService</w:t>
             </w:r>
           </w:p>
         </w:tc>
@@ -530,7 +524,7 @@
                 <w:sz w:val="20"/>
                 <w:szCs w:val="20"/>
               </w:rPr>
-              <w:t>Bugfixes, Polishing, Demo-Daten</w:t>
+              <w:t>Seed-Daten (4 User, 7 Tickets, Kommentare), Swagger-Doku, Bugfixes, Demo vorbereiten</w:t>
             </w:r>
           </w:p>
         </w:tc>
@@ -564,7 +558,7 @@
                 <w:szCs w:val="20"/>
                 <w:lang w:val="en-US"/>
               </w:rPr>
-              <w:t>UI-Polishing, End-to-End-Test, Präsentation</w:t>
+              <w:t>Status-/Prioritäts-Badges (Farben), AdminPage, MyTicketsPage, End-to-End-Test, Präsentation</w:t>
             </w:r>
           </w:p>
         </w:tc>
@@ -598,7 +592,7 @@
           <w:b/>
           <w:bCs/>
         </w:rPr>
-        <w:t>Ziel: Lauffähiges Grundgerüst, Datenbankschema, API-Skelett, Login-Screen.</w:t>
+        <w:t>Ziel: Lauffähiges Grundgerüst mit 4-Schichten-Architektur, SQLite-Datenbank, vollständige API-Basis, WPF Login-Fenster und Hauptnavigation.</w:t>
       </w:r>
     </w:p>
     <w:p>
@@ -622,7 +616,7 @@
         <w:spacing w:before="60" w:after="60"/>
       </w:pPr>
       <w:r>
-        <w:t>Solution anlegen: HelpDeskPro.sln mit Projekten Api, Core, Infrastructure</w:t>
+        <w:t>Solution anlegen: HelpDeskPro.sln mit Projekten Api, Core, Infrastructure und Wpf</w:t>
       </w:r>
     </w:p>
     <w:p>
@@ -641,46 +635,46 @@
         <w:rPr>
           <w:lang w:val="en-US"/>
         </w:rPr>
-        <w:t>Models definieren: Ticket, User, Comment, Enums (Status, Priority, Role)</w:t>
-      </w:r>
-    </w:p>
-    <w:p>
-      <w:pPr>
-        <w:pStyle w:val="Listenabsatz"/>
-        <w:numPr>
-          <w:ilvl w:val="0"/>
-          <w:numId w:val="2"/>
-        </w:numPr>
-        <w:spacing w:before="60" w:after="60"/>
-      </w:pPr>
-      <w:r>
-        <w:t>DbContext mit In-Memory-DB (für M1) aufsetzen</w:t>
-      </w:r>
-    </w:p>
-    <w:p>
-      <w:pPr>
-        <w:pStyle w:val="Listenabsatz"/>
-        <w:numPr>
-          <w:ilvl w:val="0"/>
-          <w:numId w:val="2"/>
-        </w:numPr>
-        <w:spacing w:before="60" w:after="60"/>
-      </w:pPr>
-      <w:r>
-        <w:t>Grundlegende Dependency Injection konfigurieren</w:t>
-      </w:r>
-    </w:p>
-    <w:p>
-      <w:pPr>
-        <w:pStyle w:val="Listenabsatz"/>
-        <w:numPr>
-          <w:ilvl w:val="0"/>
-          <w:numId w:val="2"/>
-        </w:numPr>
-        <w:spacing w:before="60" w:after="60"/>
-      </w:pPr>
-      <w:r>
-        <w:t>[Frontend] Blazor-Projekt anlegen, Routing einrichten, Layout-Komponente</w:t>
+        <w:t>Models definieren: Ticket, User, Comment + Enums (TicketStatus, Priority, UserRole)</w:t>
+      </w:r>
+    </w:p>
+    <w:p>
+      <w:pPr>
+        <w:pStyle w:val="Listenabsatz"/>
+        <w:numPr>
+          <w:ilvl w:val="0"/>
+          <w:numId w:val="2"/>
+        </w:numPr>
+        <w:spacing w:before="60" w:after="60"/>
+      </w:pPr>
+      <w:r>
+        <w:t>AppDbContext mit SQLite aufsetzen, Beziehungen (Ticket ↔ User, Comment ↔ Ticket) konfigurieren</w:t>
+      </w:r>
+    </w:p>
+    <w:p>
+      <w:pPr>
+        <w:pStyle w:val="Listenabsatz"/>
+        <w:numPr>
+          <w:ilvl w:val="0"/>
+          <w:numId w:val="2"/>
+        </w:numPr>
+        <w:spacing w:before="60" w:after="60"/>
+      </w:pPr>
+      <w:r>
+        <w:t>Dependency Injection in Program.cs konfigurieren (Repositories, Services, DbContext)</w:t>
+      </w:r>
+    </w:p>
+    <w:p>
+      <w:pPr>
+        <w:pStyle w:val="Listenabsatz"/>
+        <w:numPr>
+          <w:ilvl w:val="0"/>
+          <w:numId w:val="2"/>
+        </w:numPr>
+        <w:spacing w:before="60" w:after="60"/>
+      </w:pPr>
+      <w:r>
+        <w:t>[Frontend] WPF-Projekt anlegen, App.xaml mit globalen Styles (Farben, Button-Stile, Card-Stile), MainWindow mit Sidebar-Navigation</w:t>
       </w:r>
     </w:p>
     <w:p>
@@ -704,7 +698,7 @@
         <w:spacing w:before="60" w:after="60"/>
       </w:pPr>
       <w:r>
-        <w:t>POST /api/tickets – Ticket erstellen (ohne Validierung)</w:t>
+        <w:t>POST /api/tickets – Ticket erstellen (mit Titelvalidierung)</w:t>
       </w:r>
     </w:p>
     <w:p>
@@ -723,7 +717,7 @@
         <w:rPr>
           <w:lang w:val="en-US"/>
         </w:rPr>
-        <w:t>GET /api/users/{id}/tickets – Tickets eines Users abrufen</w:t>
+        <w:t>GET /api/users, GET /api/users/{id}/tickets – Benutzer und deren Tickets abrufen</w:t>
       </w:r>
     </w:p>
     <w:p>
@@ -742,20 +736,20 @@
         <w:rPr>
           <w:lang w:val="en-US"/>
         </w:rPr>
-        <w:t>PATCH /api/tickets/{id}/status – Status ändern (Stub)</w:t>
-      </w:r>
-    </w:p>
-    <w:p>
-      <w:pPr>
-        <w:pStyle w:val="Listenabsatz"/>
-        <w:numPr>
-          <w:ilvl w:val="0"/>
-          <w:numId w:val="2"/>
-        </w:numPr>
-        <w:spacing w:before="60" w:after="60"/>
-      </w:pPr>
-      <w:r>
-        <w:t>[Frontend] Login-Screen: Formular, einfache Authentifizierung (Hardcoded/Mock)</w:t>
+        <w:t>PATCH /api/tickets/{id}/status und /assign – Status und Zuweisung ändern</w:t>
+      </w:r>
+    </w:p>
+    <w:p>
+      <w:pPr>
+        <w:pStyle w:val="Listenabsatz"/>
+        <w:numPr>
+          <w:ilvl w:val="0"/>
+          <w:numId w:val="2"/>
+        </w:numPr>
+        <w:spacing w:before="60" w:after="60"/>
+      </w:pPr>
+      <w:r>
+        <w:t>[Frontend] LoginWindow: Benutzerauswahl per ComboBox, AuthState-Service, Weiterleitung zum MainWindow</w:t>
       </w:r>
     </w:p>
     <w:p>
@@ -781,7 +775,7 @@
           <w:bCs/>
           <w:color w:val="1F4E79"/>
         </w:rPr>
-        <w:t>Abnahmekriterium M1: dotnet run startet fehlerfrei, alle 3 Endpunkte erreichbar, Login-Screen zeigt sich.</w:t>
+        <w:t>Abnahmekriterium M1: dotnet run startet fehlerfrei, alle API-Endpunkte erreichbar und via Swagger testbar, WPF Login-Fenster zeigt Benutzer aus der API.</w:t>
       </w:r>
     </w:p>
     <w:p>
@@ -809,7 +803,7 @@
           <w:b/>
           <w:bCs/>
         </w:rPr>
-        <w:t>Ziel: Vollständige Workflow-Logik, E-Mail-Mock, Such-/Filterlogik, Ticket-Liste, Kommentarfunktion.</w:t>
+        <w:t>Ziel: Vollständige Workflow-Logik, E-Mail-Mock, Such-/Filterlogik im Backend, Ticket-Liste und Detailansicht mit Kommentarfunktion im WPF-Frontend.</w:t>
       </w:r>
     </w:p>
     <w:p>
@@ -834,7 +828,7 @@
         <w:spacing w:before="60" w:after="60"/>
       </w:pPr>
       <w:r>
-        <w:t>Statusübergangs-Service: Open → InProgress → Closed (mit Validierung)</w:t>
+        <w:t>StatusTransitionService: Open → InProgress → Closed (mit Validierung, Reopen Closed → Open möglich)</w:t>
       </w:r>
     </w:p>
     <w:p>
@@ -853,33 +847,33 @@
         <w:rPr>
           <w:lang w:val="en-US"/>
         </w:rPr>
-        <w:t>E-Mail-Benachrichtigungs-Service (Mock): IEmailService + ConsoleEmailService</w:t>
-      </w:r>
-    </w:p>
-    <w:p>
-      <w:pPr>
-        <w:pStyle w:val="Listenabsatz"/>
-        <w:numPr>
-          <w:ilvl w:val="0"/>
-          <w:numId w:val="2"/>
-        </w:numPr>
-        <w:spacing w:before="60" w:after="60"/>
-      </w:pPr>
-      <w:r>
-        <w:t>Filter-/Such-Logik: nach Status, Priorität, AssigneeId</w:t>
-      </w:r>
-    </w:p>
-    <w:p>
-      <w:pPr>
-        <w:pStyle w:val="Listenabsatz"/>
-        <w:numPr>
-          <w:ilvl w:val="0"/>
-          <w:numId w:val="2"/>
-        </w:numPr>
-        <w:spacing w:before="60" w:after="60"/>
-      </w:pPr>
-      <w:r>
-        <w:t>Repository-Pattern oder direkte DbContext-Nutzung festlegen</w:t>
+        <w:t>ConsoleEmailService (IEmailService-Mock): E-Mail-Ausgabe bei Ticket-Erstellen, Status-Änderung und neuem Kommentar</w:t>
+      </w:r>
+    </w:p>
+    <w:p>
+      <w:pPr>
+        <w:pStyle w:val="Listenabsatz"/>
+        <w:numPr>
+          <w:ilvl w:val="0"/>
+          <w:numId w:val="2"/>
+        </w:numPr>
+        <w:spacing w:before="60" w:after="60"/>
+      </w:pPr>
+      <w:r>
+        <w:t>TicketFilterService: Filterung nach Status, Priorität, AssignedToUserId, CreatedByUserId und Freitextsuche</w:t>
+      </w:r>
+    </w:p>
+    <w:p>
+      <w:pPr>
+        <w:pStyle w:val="Listenabsatz"/>
+        <w:numPr>
+          <w:ilvl w:val="0"/>
+          <w:numId w:val="2"/>
+        </w:numPr>
+        <w:spacing w:before="60" w:after="60"/>
+      </w:pPr>
+      <w:r>
+        <w:t>Repository-Pattern umgesetzt: TicketRepository, UserRepository, CommentRepository mit vollständigen Includes (EF Core)</w:t>
       </w:r>
     </w:p>
     <w:p>
@@ -903,46 +897,46 @@
         <w:spacing w:before="60" w:after="60"/>
       </w:pPr>
       <w:r>
-        <w:t>Ticket-Listen-Ansicht: Tabelle mit Spalten, Lade-Spinner</w:t>
-      </w:r>
-    </w:p>
-    <w:p>
-      <w:pPr>
-        <w:pStyle w:val="Listenabsatz"/>
-        <w:numPr>
-          <w:ilvl w:val="0"/>
-          <w:numId w:val="2"/>
-        </w:numPr>
-        <w:spacing w:before="60" w:after="60"/>
-      </w:pPr>
-      <w:r>
-        <w:t>Filter-Komponente: Dropdowns für Status und Priorität</w:t>
-      </w:r>
-    </w:p>
-    <w:p>
-      <w:pPr>
-        <w:pStyle w:val="Listenabsatz"/>
-        <w:numPr>
-          <w:ilvl w:val="0"/>
-          <w:numId w:val="2"/>
-        </w:numPr>
-        <w:spacing w:before="60" w:after="60"/>
-      </w:pPr>
-      <w:r>
-        <w:t>Kommentar-Editor: Textarea + Absenden-Button je Ticket</w:t>
-      </w:r>
-    </w:p>
-    <w:p>
-      <w:pPr>
-        <w:pStyle w:val="Listenabsatz"/>
-        <w:numPr>
-          <w:ilvl w:val="0"/>
-          <w:numId w:val="2"/>
-        </w:numPr>
-        <w:spacing w:before="60" w:after="60"/>
-      </w:pPr>
-      <w:r>
-        <w:t>API-Calls von Frontend verdrahten (HttpClient)</w:t>
+        <w:t>TicketListPage: DataGrid mit allen Tickets, Echtzeit-Filterleiste (Status, Priorität, Freitextsuche), Doppelklick öffnet Detail</w:t>
+      </w:r>
+    </w:p>
+    <w:p>
+      <w:pPr>
+        <w:pStyle w:val="Listenabsatz"/>
+        <w:numPr>
+          <w:ilvl w:val="0"/>
+          <w:numId w:val="2"/>
+        </w:numPr>
+        <w:spacing w:before="60" w:after="60"/>
+      </w:pPr>
+      <w:r>
+        <w:t>TicketDetailPage: Detailansicht mit Status-Änderung (inkl. Fehler-/Erfolgsanzeige) und Ticket-Zuweisung für Admins</w:t>
+      </w:r>
+    </w:p>
+    <w:p>
+      <w:pPr>
+        <w:pStyle w:val="Listenabsatz"/>
+        <w:numPr>
+          <w:ilvl w:val="0"/>
+          <w:numId w:val="2"/>
+        </w:numPr>
+        <w:spacing w:before="60" w:after="60"/>
+      </w:pPr>
+      <w:r>
+        <w:t>Kommentarfunktion: Kommentarliste mit Autor und Zeitstempel, Textarea zum Absenden neuer Kommentare</w:t>
+      </w:r>
+    </w:p>
+    <w:p>
+      <w:pPr>
+        <w:pStyle w:val="Listenabsatz"/>
+        <w:numPr>
+          <w:ilvl w:val="0"/>
+          <w:numId w:val="2"/>
+        </w:numPr>
+        <w:spacing w:before="60" w:after="60"/>
+      </w:pPr>
+      <w:r>
+        <w:t>ApiService: HTTP-Kommunikation mit Backend (HttpClient), JSON-Deserialisierung, Fehlerbehandlung</w:t>
       </w:r>
     </w:p>
     <w:p>
@@ -955,7 +949,7 @@
           <w:bCs/>
           <w:color w:val="1F4E79"/>
         </w:rPr>
-        <w:t>Abnahmekriterium M2: Status-Übergang funktioniert, E-Mail-Mock loggt in Console, Ticket-Liste filtert korrekt.</w:t>
+        <w:t>Abnahmekriterium M2: Status-Übergang funktioniert und wird validiert, ConsoleEmailService loggt in Konsole, Ticket-Liste filtert korrekt nach Status/Priorität/Suchtext.</w:t>
       </w:r>
     </w:p>
     <w:p>
@@ -983,7 +977,7 @@
           <w:b/>
           <w:bCs/>
         </w:rPr>
-        <w:t>Ziel: Bugfixes, Seed-Daten, Präsentation der Gesamtlösung.</w:t>
+        <w:t>Ziel: Bugfixes, vollständige Seed-Daten, Admin-Panel, MyTickets-Seite, Präsentation der Gesamtlösung.</w:t>
       </w:r>
     </w:p>
     <w:p>
@@ -1007,46 +1001,46 @@
         <w:spacing w:before="60" w:after="60"/>
       </w:pPr>
       <w:r>
-        <w:t>Seed-Daten: 2 User (Admin + Employee), 5 Tickets in verschiedenen Status</w:t>
-      </w:r>
-    </w:p>
-    <w:p>
-      <w:pPr>
-        <w:pStyle w:val="Listenabsatz"/>
-        <w:numPr>
-          <w:ilvl w:val="0"/>
-          <w:numId w:val="2"/>
-        </w:numPr>
-        <w:spacing w:before="60" w:after="60"/>
-      </w:pPr>
-      <w:r>
-        <w:t>Offene Bugs aus M2 beheben</w:t>
-      </w:r>
-    </w:p>
-    <w:p>
-      <w:pPr>
-        <w:pStyle w:val="Listenabsatz"/>
-        <w:numPr>
-          <w:ilvl w:val="0"/>
-          <w:numId w:val="2"/>
-        </w:numPr>
-        <w:spacing w:before="60" w:after="60"/>
-      </w:pPr>
-      <w:r>
-        <w:t>Admin-Rolle: Ticket zuweisen (AssignTo-Endpoint oder Button)</w:t>
-      </w:r>
-    </w:p>
-    <w:p>
-      <w:pPr>
-        <w:pStyle w:val="Listenabsatz"/>
-        <w:numPr>
-          <w:ilvl w:val="0"/>
-          <w:numId w:val="2"/>
-        </w:numPr>
-        <w:spacing w:before="60" w:after="60"/>
-      </w:pPr>
-      <w:r>
-        <w:t>[Frontend] UI-Polishing: Farben für Status-Badges, responsive Layout</w:t>
+        <w:t>Seed-Daten: 4 User (1 Admin + 3 Employee), 7 Tickets in verschiedenen Status/Prioritäten, 4 Demo-Kommentare</w:t>
+      </w:r>
+    </w:p>
+    <w:p>
+      <w:pPr>
+        <w:pStyle w:val="Listenabsatz"/>
+        <w:numPr>
+          <w:ilvl w:val="0"/>
+          <w:numId w:val="2"/>
+        </w:numPr>
+        <w:spacing w:before="60" w:after="60"/>
+      </w:pPr>
+      <w:r>
+        <w:t>Bugfix Status-Änderung: API erwartet Integer (0/1/2), nicht String – ApiService korrigiert</w:t>
+      </w:r>
+    </w:p>
+    <w:p>
+      <w:pPr>
+        <w:pStyle w:val="Listenabsatz"/>
+        <w:numPr>
+          <w:ilvl w:val="0"/>
+          <w:numId w:val="2"/>
+        </w:numPr>
+        <w:spacing w:before="60" w:after="60"/>
+      </w:pPr>
+      <w:r>
+        <w:t>Admin-Rolle: Ticket-Zuweisung per ComboBox, AdminPage mit Statistiken (Gesamt/Offen/InProgress/Closed)</w:t>
+      </w:r>
+    </w:p>
+    <w:p>
+      <w:pPr>
+        <w:pStyle w:val="Listenabsatz"/>
+        <w:numPr>
+          <w:ilvl w:val="0"/>
+          <w:numId w:val="2"/>
+        </w:numPr>
+        <w:spacing w:before="60" w:after="60"/>
+      </w:pPr>
+      <w:r>
+        <w:t>[Frontend] Converters für Status-/Prioritäts-Badges (Farbe + Hintergrundfarbe), MyTicketsPage, NewTicketDialog</w:t>
       </w:r>
     </w:p>
     <w:p>
@@ -1070,7 +1064,7 @@
         <w:spacing w:before="60" w:after="60"/>
       </w:pPr>
       <w:r>
-        <w:t>Live-Demo: Ticket erstellen → zuweisen → In Progress → Closed</w:t>
+        <w:t>Live-Demo: Ticket erstellen → zuweisen → Open → InProgress → Closed</w:t>
       </w:r>
     </w:p>
     <w:p>
@@ -1102,7 +1096,7 @@
         <w:spacing w:before="60" w:after="60"/>
       </w:pPr>
       <w:r>
-        <w:t>Code-Walkthrough Backend: Statusübergänge, Filter</w:t>
+        <w:t>Code-Walkthrough Backend: StatusTransitionService, TicketFilterService, Repository-Pattern</w:t>
       </w:r>
     </w:p>
     <w:p>
@@ -1121,7 +1115,7 @@
         <w:rPr>
           <w:lang w:val="en-US"/>
         </w:rPr>
-        <w:t>Code-Walkthrough Frontend: Ticket-Liste, Kommentar-Editor</w:t>
+        <w:t>Code-Walkthrough Frontend: TicketListPage, TicketDetailPage, Converters, ApiService</w:t>
       </w:r>
     </w:p>
     <w:p>
@@ -1187,33 +1181,33 @@
         <w:spacing w:before="60" w:after="60"/>
       </w:pPr>
       <w:r>
-        <w:t>[ ] M1: Projektstruktur, Models, DbContext, 3 API-Endpunkte</w:t>
-      </w:r>
-    </w:p>
-    <w:p>
-      <w:pPr>
-        <w:pStyle w:val="Listenabsatz"/>
-        <w:numPr>
-          <w:ilvl w:val="0"/>
-          <w:numId w:val="2"/>
-        </w:numPr>
-        <w:spacing w:before="60" w:after="60"/>
-      </w:pPr>
-      <w:r>
-        <w:t>[ ] M2: StatusTransitionService, IEmailService + Mock, FilterService</w:t>
-      </w:r>
-    </w:p>
-    <w:p>
-      <w:pPr>
-        <w:pStyle w:val="Listenabsatz"/>
-        <w:numPr>
-          <w:ilvl w:val="0"/>
-          <w:numId w:val="2"/>
-        </w:numPr>
-        <w:spacing w:before="60" w:after="60"/>
-      </w:pPr>
-      <w:r>
-        <w:t>[ ] M3: Seed-Daten, Admin-AssignTo, Bugfixes, Demo vorbereiten</w:t>
+        <w:t>[x] M1: Projektstruktur (Core/Api/Infrastructure), Models, AppDbContext (SQLite), alle API-Endpunkte</w:t>
+      </w:r>
+    </w:p>
+    <w:p>
+      <w:pPr>
+        <w:pStyle w:val="Listenabsatz"/>
+        <w:numPr>
+          <w:ilvl w:val="0"/>
+          <w:numId w:val="2"/>
+        </w:numPr>
+        <w:spacing w:before="60" w:after="60"/>
+      </w:pPr>
+      <w:r>
+        <w:t>[x] M2: StatusTransitionService, ConsoleEmailService (IEmailService), TicketFilterService, Repository-Pattern</w:t>
+      </w:r>
+    </w:p>
+    <w:p>
+      <w:pPr>
+        <w:pStyle w:val="Listenabsatz"/>
+        <w:numPr>
+          <w:ilvl w:val="0"/>
+          <w:numId w:val="2"/>
+        </w:numPr>
+        <w:spacing w:before="60" w:after="60"/>
+      </w:pPr>
+      <w:r>
+        <w:t>[x] M3: Seed-Daten (4 User, 7 Tickets, 4 Kommentare), Admin-Zuweisung, Bugfixes, Demo vorbereitet</w:t>
       </w:r>
     </w:p>
     <w:p>
@@ -1237,7 +1231,7 @@
         <w:spacing w:before="60" w:after="60"/>
       </w:pPr>
       <w:r>
-        <w:t>[ ] M1: Blazor-Setup, Login-Screen</w:t>
+        <w:t>[x] M1: WPF-Projekt, App.xaml Styles, LoginWindow, MainWindow mit Sidebar-Navigation</w:t>
       </w:r>
     </w:p>
     <w:p>
@@ -1257,7 +1251,7 @@
           <w:lang w:val="en-US"/>
         </w:rPr>
         <w:lastRenderedPageBreak/>
-        <w:t>[ ] M2: Ticket-Liste, Filter-Dropdowns, Kommentar-Editor</w:t>
+        <w:t>[x] M2: TicketListPage mit Filtern, TicketDetailPage mit Status-Änderung, Kommentarfunktion, ApiService</w:t>
       </w:r>
     </w:p>
     <w:p>
@@ -1276,7 +1270,7 @@
         <w:rPr>
           <w:lang w:val="en-US"/>
         </w:rPr>
-        <w:t>[ ] M3: Status-Badges, Polishing, End-to-End-Test</w:t>
+        <w:t>[x] M3: Status-/Prioritäts-Badges (Converters), AdminPage, MyTicketsPage, NewTicketDialog, End-to-End-Test</w:t>
       </w:r>
     </w:p>
     <w:sectPr>
